--- a/docs/lista_louvores/Textos_Louvores/GLÓRIA PRA SEMPRE.docx
+++ b/docs/lista_louvores/Textos_Louvores/GLÓRIA PRA SEMPRE.docx
@@ -4,71 +4,47 @@
   <w:body>
     <w:p>
       <w:pPr>
-        <w:pStyle w:val="PargrafodaLista"/>
-        <w:numPr>
-          <w:ilvl w:val="0"/>
-          <w:numId w:val="2"/>
-        </w:numPr>
-        <w:tabs>
-          <w:tab w:val="clear" w:pos="360"/>
-          <w:tab w:val="num" w:pos="66"/>
-        </w:tabs>
-        <w:spacing w:after="240"/>
-        <w:ind w:left="0" w:firstLine="0"/>
-        <w:contextualSpacing w:val="0"/>
-        <w:jc w:val="left"/>
+        <w:pStyle w:val="Ttulo1"/>
         <w:rPr>
           <w:b/>
           <w:bCs/>
-          <w:color w:val="000000"/>
-          <w:sz w:val="28"/>
-          <w:szCs w:val="28"/>
-        </w:rPr>
-      </w:pPr>
-      <w:r>
-        <w:rPr>
-          <w:color w:val="000000"/>
-          <w:sz w:val="28"/>
-          <w:szCs w:val="28"/>
-        </w:rPr>
-        <w:t xml:space="preserve">Glória </w:t>
+        </w:rPr>
+      </w:pPr>
+      <w:r>
+        <w:rPr>
+          <w:b/>
+          <w:bCs/>
+        </w:rPr>
+        <w:t xml:space="preserve">GLÓRIA </w:t>
       </w:r>
       <w:proofErr w:type="gramStart"/>
       <w:r>
         <w:rPr>
-          <w:color w:val="000000"/>
-          <w:sz w:val="28"/>
-          <w:szCs w:val="28"/>
-        </w:rPr>
-        <w:t>pra</w:t>
+          <w:b/>
+          <w:bCs/>
+        </w:rPr>
+        <w:t>PRA</w:t>
       </w:r>
       <w:proofErr w:type="gramEnd"/>
       <w:r>
         <w:rPr>
-          <w:color w:val="000000"/>
-          <w:sz w:val="28"/>
-          <w:szCs w:val="28"/>
-        </w:rPr>
-        <w:t xml:space="preserve"> sempre</w:t>
+          <w:b/>
+          <w:bCs/>
+        </w:rPr>
+        <w:t xml:space="preserve"> SEMPRE</w:t>
       </w:r>
     </w:p>
     <w:p>
       <w:pPr>
         <w:pStyle w:val="SemEspaamento"/>
-        <w:numPr>
-          <w:ilvl w:val="0"/>
-          <w:numId w:val="1"/>
-        </w:numPr>
         <w:spacing w:after="120"/>
         <w:rPr>
-          <w:rFonts w:ascii="Times New Roman" w:hAnsi="Times New Roman"/>
-          <w:sz w:val="24"/>
-          <w:szCs w:val="24"/>
-        </w:rPr>
-      </w:pPr>
-      <w:r>
-        <w:rPr>
-          <w:rFonts w:ascii="Times New Roman" w:hAnsi="Times New Roman"/>
+          <w:sz w:val="24"/>
+          <w:szCs w:val="24"/>
+        </w:rPr>
+      </w:pPr>
+      <w:r>
+        <w:rPr>
           <w:sz w:val="24"/>
           <w:szCs w:val="24"/>
         </w:rPr>
@@ -77,7 +53,6 @@
       <w:proofErr w:type="gramStart"/>
       <w:r>
         <w:rPr>
-          <w:rFonts w:ascii="Times New Roman" w:hAnsi="Times New Roman"/>
           <w:sz w:val="24"/>
           <w:szCs w:val="24"/>
         </w:rPr>
@@ -86,176 +61,51 @@
       <w:proofErr w:type="gramEnd"/>
       <w:r>
         <w:rPr>
-          <w:rFonts w:ascii="Times New Roman" w:hAnsi="Times New Roman"/>
-          <w:sz w:val="24"/>
-          <w:szCs w:val="24"/>
-        </w:rPr>
-        <w:t xml:space="preserve"> sempre ao </w:t>
-      </w:r>
-      <w:r>
-        <w:rPr>
-          <w:rFonts w:ascii="Times New Roman" w:hAnsi="Times New Roman"/>
-          <w:sz w:val="24"/>
-          <w:szCs w:val="24"/>
-        </w:rPr>
-        <w:t>C</w:t>
-      </w:r>
-      <w:r>
-        <w:rPr>
-          <w:rFonts w:ascii="Times New Roman" w:hAnsi="Times New Roman"/>
-          <w:sz w:val="24"/>
-          <w:szCs w:val="24"/>
-        </w:rPr>
-        <w:t xml:space="preserve">ordeiro de </w:t>
-      </w:r>
-      <w:r>
-        <w:rPr>
-          <w:rFonts w:ascii="Times New Roman" w:hAnsi="Times New Roman"/>
-          <w:sz w:val="24"/>
-          <w:szCs w:val="24"/>
-        </w:rPr>
-        <w:t>D</w:t>
-      </w:r>
-      <w:r>
-        <w:rPr>
-          <w:rFonts w:ascii="Times New Roman" w:hAnsi="Times New Roman"/>
-          <w:sz w:val="24"/>
-          <w:szCs w:val="24"/>
-        </w:rPr>
-        <w:t xml:space="preserve">eus </w:t>
-      </w:r>
-      <w:r>
-        <w:rPr>
-          <w:rFonts w:ascii="Times New Roman" w:hAnsi="Times New Roman"/>
+          <w:sz w:val="24"/>
+          <w:szCs w:val="24"/>
+        </w:rPr>
+        <w:t xml:space="preserve"> sempre ao Cordeiro de Deus </w:t>
+      </w:r>
+      <w:r>
+        <w:rPr>
           <w:sz w:val="24"/>
           <w:szCs w:val="24"/>
         </w:rPr>
         <w:br/>
-        <w:t>A</w:t>
-      </w:r>
-      <w:r>
-        <w:rPr>
-          <w:rFonts w:ascii="Times New Roman" w:hAnsi="Times New Roman"/>
-          <w:sz w:val="24"/>
-          <w:szCs w:val="24"/>
-        </w:rPr>
-        <w:t xml:space="preserve"> </w:t>
-      </w:r>
-      <w:r>
-        <w:rPr>
-          <w:rFonts w:ascii="Times New Roman" w:hAnsi="Times New Roman"/>
-          <w:sz w:val="24"/>
-          <w:szCs w:val="24"/>
-        </w:rPr>
-        <w:t>J</w:t>
-      </w:r>
-      <w:r>
-        <w:rPr>
-          <w:rFonts w:ascii="Times New Roman" w:hAnsi="Times New Roman"/>
-          <w:sz w:val="24"/>
-          <w:szCs w:val="24"/>
-        </w:rPr>
-        <w:t xml:space="preserve">esus, o </w:t>
-      </w:r>
-      <w:r>
-        <w:rPr>
-          <w:rFonts w:ascii="Times New Roman" w:hAnsi="Times New Roman"/>
-          <w:sz w:val="24"/>
-          <w:szCs w:val="24"/>
-        </w:rPr>
-        <w:t>S</w:t>
-      </w:r>
-      <w:r>
-        <w:rPr>
-          <w:rFonts w:ascii="Times New Roman" w:hAnsi="Times New Roman"/>
-          <w:sz w:val="24"/>
-          <w:szCs w:val="24"/>
-        </w:rPr>
-        <w:t xml:space="preserve">enhor, ao </w:t>
-      </w:r>
-      <w:r>
-        <w:rPr>
-          <w:rFonts w:ascii="Times New Roman" w:hAnsi="Times New Roman"/>
-          <w:sz w:val="24"/>
-          <w:szCs w:val="24"/>
-        </w:rPr>
-        <w:t>L</w:t>
-      </w:r>
-      <w:r>
-        <w:rPr>
-          <w:rFonts w:ascii="Times New Roman" w:hAnsi="Times New Roman"/>
-          <w:sz w:val="24"/>
-          <w:szCs w:val="24"/>
-        </w:rPr>
-        <w:t xml:space="preserve">eão de </w:t>
-      </w:r>
-      <w:r>
-        <w:rPr>
-          <w:rFonts w:ascii="Times New Roman" w:hAnsi="Times New Roman"/>
-          <w:sz w:val="24"/>
-          <w:szCs w:val="24"/>
-        </w:rPr>
-        <w:t>J</w:t>
-      </w:r>
-      <w:r>
-        <w:rPr>
-          <w:rFonts w:ascii="Times New Roman" w:hAnsi="Times New Roman"/>
-          <w:sz w:val="24"/>
-          <w:szCs w:val="24"/>
-        </w:rPr>
-        <w:t xml:space="preserve">udá, </w:t>
-      </w:r>
-      <w:r>
-        <w:rPr>
-          <w:rFonts w:ascii="Times New Roman" w:hAnsi="Times New Roman"/>
+      </w:r>
+      <w:r>
+        <w:rPr>
+          <w:sz w:val="24"/>
+          <w:szCs w:val="24"/>
+        </w:rPr>
+        <w:t xml:space="preserve">A Jesus, o Senhor, ao Leão de Judá, </w:t>
+      </w:r>
+      <w:r>
+        <w:rPr>
           <w:sz w:val="24"/>
           <w:szCs w:val="24"/>
         </w:rPr>
         <w:br/>
-        <w:t>A</w:t>
-      </w:r>
-      <w:r>
-        <w:rPr>
-          <w:rFonts w:ascii="Times New Roman" w:hAnsi="Times New Roman"/>
-          <w:sz w:val="24"/>
-          <w:szCs w:val="24"/>
-        </w:rPr>
-        <w:t xml:space="preserve"> raiz de </w:t>
-      </w:r>
-      <w:r>
-        <w:rPr>
-          <w:rFonts w:ascii="Times New Roman" w:hAnsi="Times New Roman"/>
-          <w:sz w:val="24"/>
-          <w:szCs w:val="24"/>
-        </w:rPr>
-        <w:t>D</w:t>
-      </w:r>
-      <w:r>
-        <w:rPr>
-          <w:rFonts w:ascii="Times New Roman" w:hAnsi="Times New Roman"/>
-          <w:sz w:val="24"/>
-          <w:szCs w:val="24"/>
-        </w:rPr>
-        <w:t xml:space="preserve">avi, que venceu e o livro abrirá </w:t>
+      </w:r>
+      <w:r>
+        <w:rPr>
+          <w:sz w:val="24"/>
+          <w:szCs w:val="24"/>
+        </w:rPr>
+        <w:t xml:space="preserve">A raiz de Davi, que venceu e o livro abrirá </w:t>
       </w:r>
     </w:p>
     <w:p>
       <w:pPr>
         <w:pStyle w:val="SemEspaamento"/>
-        <w:numPr>
-          <w:ilvl w:val="0"/>
-          <w:numId w:val="1"/>
-        </w:numPr>
         <w:spacing w:after="120"/>
         <w:rPr>
-          <w:rFonts w:ascii="Times New Roman" w:hAnsi="Times New Roman"/>
-          <w:sz w:val="24"/>
-          <w:szCs w:val="24"/>
-        </w:rPr>
-      </w:pPr>
-      <w:r>
-        <w:rPr>
-          <w:rFonts w:ascii="Times New Roman" w:hAnsi="Times New Roman"/>
+          <w:sz w:val="24"/>
+          <w:szCs w:val="24"/>
+        </w:rPr>
+      </w:pPr>
+      <w:r>
+        <w:rPr>
           <w:sz w:val="24"/>
           <w:szCs w:val="24"/>
         </w:rPr>
@@ -263,79 +113,104 @@
       </w:r>
       <w:r>
         <w:rPr>
-          <w:rFonts w:ascii="Times New Roman" w:hAnsi="Times New Roman"/>
           <w:sz w:val="24"/>
           <w:szCs w:val="24"/>
         </w:rPr>
         <w:br/>
-        <w:t>O</w:t>
-      </w:r>
-      <w:r>
-        <w:rPr>
-          <w:rFonts w:ascii="Times New Roman" w:hAnsi="Times New Roman"/>
-          <w:sz w:val="24"/>
-          <w:szCs w:val="24"/>
-        </w:rPr>
-        <w:t xml:space="preserve"> adorarão e confessarão: </w:t>
-      </w:r>
-      <w:r>
-        <w:rPr>
-          <w:rFonts w:ascii="Times New Roman" w:hAnsi="Times New Roman"/>
-          <w:sz w:val="24"/>
-          <w:szCs w:val="24"/>
-        </w:rPr>
-        <w:t>J</w:t>
-      </w:r>
-      <w:r>
-        <w:rPr>
-          <w:rFonts w:ascii="Times New Roman" w:hAnsi="Times New Roman"/>
-          <w:sz w:val="24"/>
-          <w:szCs w:val="24"/>
-        </w:rPr>
-        <w:t xml:space="preserve">esus </w:t>
-      </w:r>
-      <w:r>
-        <w:rPr>
-          <w:rFonts w:ascii="Times New Roman" w:hAnsi="Times New Roman"/>
-          <w:sz w:val="24"/>
-          <w:szCs w:val="24"/>
-        </w:rPr>
-        <w:t>C</w:t>
-      </w:r>
-      <w:r>
-        <w:rPr>
-          <w:rFonts w:ascii="Times New Roman" w:hAnsi="Times New Roman"/>
-          <w:sz w:val="24"/>
-          <w:szCs w:val="24"/>
-        </w:rPr>
-        <w:t xml:space="preserve">risto é o </w:t>
-      </w:r>
-      <w:r>
-        <w:rPr>
-          <w:rFonts w:ascii="Times New Roman" w:hAnsi="Times New Roman"/>
-          <w:sz w:val="24"/>
-          <w:szCs w:val="24"/>
-        </w:rPr>
-        <w:t>S</w:t>
-      </w:r>
-      <w:r>
-        <w:rPr>
-          <w:rFonts w:ascii="Times New Roman" w:hAnsi="Times New Roman"/>
-          <w:sz w:val="24"/>
-          <w:szCs w:val="24"/>
-        </w:rPr>
-        <w:t xml:space="preserve">enhor! </w:t>
+      </w:r>
+      <w:r>
+        <w:rPr>
+          <w:sz w:val="24"/>
+          <w:szCs w:val="24"/>
+        </w:rPr>
+        <w:t xml:space="preserve">O adorarão e confessarão: Jesus Cristo é o Senhor! </w:t>
       </w:r>
     </w:p>
     <w:p>
       <w:pPr>
         <w:pStyle w:val="SemEspaamento"/>
-        <w:numPr>
-          <w:ilvl w:val="0"/>
-          <w:numId w:val="1"/>
-        </w:numPr>
-        <w:rPr>
-          <w:rFonts w:ascii="Times New Roman" w:hAnsi="Times New Roman"/>
+        <w:spacing w:after="120"/>
+        <w:rPr>
+          <w:sz w:val="24"/>
+          <w:szCs w:val="24"/>
+        </w:rPr>
+      </w:pPr>
+      <w:r>
+        <w:rPr>
+          <w:sz w:val="24"/>
+          <w:szCs w:val="24"/>
+        </w:rPr>
+        <w:t xml:space="preserve">Ele é o Senhor! Ele é o Senhor! </w:t>
+      </w:r>
+      <w:r>
+        <w:rPr>
+          <w:sz w:val="24"/>
+          <w:szCs w:val="24"/>
+        </w:rPr>
+        <w:br/>
+      </w:r>
+      <w:r>
+        <w:rPr>
+          <w:sz w:val="24"/>
+          <w:szCs w:val="24"/>
+        </w:rPr>
+        <w:t xml:space="preserve">Ressurreto dentre os mortos Ele é o Senhor! </w:t>
+      </w:r>
+      <w:r>
+        <w:rPr>
+          <w:sz w:val="24"/>
+          <w:szCs w:val="24"/>
+        </w:rPr>
+        <w:br/>
+      </w:r>
+      <w:r>
+        <w:rPr>
+          <w:sz w:val="24"/>
+          <w:szCs w:val="24"/>
+        </w:rPr>
+        <w:t xml:space="preserve">Todo joelho se dobrará, toda língua confessará </w:t>
+      </w:r>
+      <w:r>
+        <w:rPr>
+          <w:sz w:val="24"/>
+          <w:szCs w:val="24"/>
+        </w:rPr>
+        <w:br/>
+      </w:r>
+      <w:r>
+        <w:rPr>
+          <w:sz w:val="24"/>
+          <w:szCs w:val="24"/>
+        </w:rPr>
+        <w:t xml:space="preserve">Que Jesus Cristo é o Senhor </w:t>
+      </w:r>
+    </w:p>
+    <w:p>
+      <w:pPr>
+        <w:pStyle w:val="SemEspaamento"/>
+        <w:spacing w:after="120"/>
+        <w:rPr>
+          <w:b/>
+          <w:bCs/>
+          <w:sz w:val="24"/>
+          <w:szCs w:val="24"/>
+        </w:rPr>
+      </w:pPr>
+      <w:r>
+        <w:rPr>
+          <w:b/>
+          <w:bCs/>
+          <w:sz w:val="24"/>
+          <w:szCs w:val="24"/>
+        </w:rPr>
+        <w:t>[REPETE ACIMA]</w:t>
+      </w:r>
+    </w:p>
+    <w:p>
+      <w:pPr>
+        <w:pStyle w:val="SemEspaamento"/>
+        <w:spacing w:after="120"/>
+        <w:rPr>
           <w:b/>
           <w:bCs/>
           <w:i/>
@@ -346,7 +221,6 @@
       </w:pPr>
       <w:r>
         <w:rPr>
-          <w:rFonts w:ascii="Times New Roman" w:hAnsi="Times New Roman"/>
           <w:b/>
           <w:bCs/>
           <w:i/>
@@ -354,138 +228,7 @@
           <w:sz w:val="24"/>
           <w:szCs w:val="24"/>
         </w:rPr>
-        <w:t xml:space="preserve">Ele é o Senhor! Ele é o Senhor! </w:t>
-      </w:r>
-      <w:r>
-        <w:rPr>
-          <w:rFonts w:ascii="Times New Roman" w:hAnsi="Times New Roman"/>
-          <w:b/>
-          <w:bCs/>
-          <w:i/>
-          <w:iCs/>
-          <w:sz w:val="24"/>
-          <w:szCs w:val="24"/>
-        </w:rPr>
-        <w:br/>
-        <w:t xml:space="preserve">Ressurreto dentre os mortos Ele é o Senhor! </w:t>
-      </w:r>
-    </w:p>
-    <w:p>
-      <w:pPr>
-        <w:pStyle w:val="SemEspaamento"/>
-        <w:ind w:left="1080"/>
-        <w:rPr>
-          <w:rFonts w:ascii="Times New Roman" w:hAnsi="Times New Roman"/>
-          <w:b/>
-          <w:bCs/>
-          <w:i/>
-          <w:iCs/>
-          <w:sz w:val="24"/>
-          <w:szCs w:val="24"/>
-        </w:rPr>
-      </w:pPr>
-      <w:r>
-        <w:rPr>
-          <w:rFonts w:ascii="Times New Roman" w:hAnsi="Times New Roman"/>
-          <w:b/>
-          <w:bCs/>
-          <w:i/>
-          <w:iCs/>
-          <w:sz w:val="24"/>
-          <w:szCs w:val="24"/>
-        </w:rPr>
-        <w:t xml:space="preserve">Todo joelho se dobrará, toda língua confessará </w:t>
-      </w:r>
-      <w:r>
-        <w:rPr>
-          <w:rFonts w:ascii="Times New Roman" w:hAnsi="Times New Roman"/>
-          <w:b/>
-          <w:bCs/>
-          <w:i/>
-          <w:iCs/>
-          <w:sz w:val="24"/>
-          <w:szCs w:val="24"/>
-        </w:rPr>
-        <w:br/>
-        <w:t xml:space="preserve">Que Jesus Cristo é o Senhor </w:t>
-      </w:r>
-    </w:p>
-    <w:p>
-      <w:pPr>
-        <w:pStyle w:val="SemEspaamento"/>
-        <w:ind w:left="1080"/>
-        <w:rPr>
-          <w:rFonts w:ascii="Times New Roman" w:hAnsi="Times New Roman"/>
-          <w:sz w:val="24"/>
-          <w:szCs w:val="24"/>
-        </w:rPr>
-      </w:pPr>
-    </w:p>
-    <w:p>
-      <w:pPr>
-        <w:pStyle w:val="SemEspaamento"/>
-        <w:numPr>
-          <w:ilvl w:val="0"/>
-          <w:numId w:val="1"/>
-        </w:numPr>
-        <w:spacing w:after="120"/>
-        <w:rPr>
-          <w:rFonts w:ascii="Times New Roman" w:hAnsi="Times New Roman"/>
-          <w:b/>
-          <w:bCs/>
-          <w:sz w:val="24"/>
-          <w:szCs w:val="24"/>
-        </w:rPr>
-      </w:pPr>
-      <w:r>
-        <w:rPr>
-          <w:rFonts w:ascii="Times New Roman" w:hAnsi="Times New Roman"/>
-          <w:b/>
-          <w:bCs/>
-          <w:sz w:val="24"/>
-          <w:szCs w:val="24"/>
-        </w:rPr>
-        <w:t>[REPETE ACIMA]</w:t>
-      </w:r>
-    </w:p>
-    <w:p>
-      <w:pPr>
-        <w:pStyle w:val="SemEspaamento"/>
-        <w:numPr>
-          <w:ilvl w:val="0"/>
-          <w:numId w:val="1"/>
-        </w:numPr>
-        <w:spacing w:after="120"/>
-        <w:rPr>
-          <w:b/>
-          <w:bCs/>
-          <w:i/>
-          <w:iCs/>
-        </w:rPr>
-      </w:pPr>
-      <w:r>
-        <w:rPr>
-          <w:rFonts w:ascii="Times New Roman" w:hAnsi="Times New Roman"/>
-          <w:b/>
-          <w:bCs/>
-          <w:i/>
-          <w:iCs/>
-          <w:sz w:val="24"/>
-          <w:szCs w:val="24"/>
-        </w:rPr>
-        <w:t>[REFRÃO</w:t>
-      </w:r>
-      <w:r>
-        <w:rPr>
-          <w:rFonts w:ascii="Times New Roman" w:hAnsi="Times New Roman"/>
-          <w:b/>
-          <w:bCs/>
-          <w:i/>
-          <w:iCs/>
-          <w:sz w:val="24"/>
-          <w:szCs w:val="24"/>
-        </w:rPr>
-        <w:t>]</w:t>
+        <w:t>[REFRÃO]</w:t>
       </w:r>
     </w:p>
     <w:sectPr>
@@ -1175,6 +918,27 @@
       <w14:ligatures w14:val="none"/>
     </w:rPr>
   </w:style>
+  <w:style w:type="paragraph" w:styleId="Ttulo1">
+    <w:name w:val="heading 1"/>
+    <w:basedOn w:val="Normal"/>
+    <w:next w:val="Normal"/>
+    <w:link w:val="Ttulo1Char"/>
+    <w:uiPriority w:val="9"/>
+    <w:qFormat/>
+    <w:rsid w:val="00097A04"/>
+    <w:pPr>
+      <w:keepNext/>
+      <w:keepLines/>
+      <w:spacing w:before="240"/>
+      <w:outlineLvl w:val="0"/>
+    </w:pPr>
+    <w:rPr>
+      <w:rFonts w:asciiTheme="majorHAnsi" w:eastAsiaTheme="majorEastAsia" w:hAnsiTheme="majorHAnsi" w:cstheme="majorBidi"/>
+      <w:color w:val="2F5496" w:themeColor="accent1" w:themeShade="BF"/>
+      <w:sz w:val="32"/>
+      <w:szCs w:val="32"/>
+    </w:rPr>
+  </w:style>
   <w:style w:type="character" w:default="1" w:styleId="Fontepargpadro">
     <w:name w:val="Default Paragraph Font"/>
     <w:uiPriority w:val="1"/>
@@ -1238,6 +1002,22 @@
     <w:rPr>
       <w:rFonts w:eastAsiaTheme="minorEastAsia"/>
       <w:lang w:bidi="he-IL"/>
+    </w:rPr>
+  </w:style>
+  <w:style w:type="character" w:customStyle="1" w:styleId="Ttulo1Char">
+    <w:name w:val="Título 1 Char"/>
+    <w:basedOn w:val="Fontepargpadro"/>
+    <w:link w:val="Ttulo1"/>
+    <w:uiPriority w:val="9"/>
+    <w:rsid w:val="00097A04"/>
+    <w:rPr>
+      <w:rFonts w:asciiTheme="majorHAnsi" w:eastAsiaTheme="majorEastAsia" w:hAnsiTheme="majorHAnsi" w:cstheme="majorBidi"/>
+      <w:color w:val="2F5496" w:themeColor="accent1" w:themeShade="BF"/>
+      <w:kern w:val="0"/>
+      <w:sz w:val="32"/>
+      <w:szCs w:val="32"/>
+      <w:lang w:eastAsia="pt-BR"/>
+      <w14:ligatures w14:val="none"/>
     </w:rPr>
   </w:style>
 </w:styles>
@@ -1536,4 +1316,16 @@
     </a:ext>
   </a:extLst>
 </a:theme>
+</file>
+
+<file path=customXml/item1.xml><?xml version="1.0" encoding="utf-8"?>
+<b:Sources xmlns:b="http://schemas.openxmlformats.org/officeDocument/2006/bibliography" xmlns="http://schemas.openxmlformats.org/officeDocument/2006/bibliography" SelectedStyle="\APASixthEditionOfficeOnline.xsl" StyleName="APA" Version="6"/>
+</file>
+
+<file path=customXml/itemProps1.xml><?xml version="1.0" encoding="utf-8"?>
+<ds:datastoreItem xmlns:ds="http://schemas.openxmlformats.org/officeDocument/2006/customXml" ds:itemID="{05D37DB3-3202-4D1C-8B70-808A0A6611EA}">
+  <ds:schemaRefs>
+    <ds:schemaRef ds:uri="http://schemas.openxmlformats.org/officeDocument/2006/bibliography"/>
+  </ds:schemaRefs>
+</ds:datastoreItem>
 </file>